--- a/assets/legal-templates/es/governing-body-terms-of-reference.docx
+++ b/assets/legal-templates/es/governing-body-terms-of-reference.docx
@@ -5868,7 +5868,7 @@
                 <w:sz w:val="19"/>
                 <w:szCs w:val="19"/>
               </w:rPr>
-              <w:t xml:space="preserve">Copia la duración de los mandatos de tu documento constitutivo. Nueve años en total es un límite de buenas prácticas muy extendido. Los órganos de gobierno fundacionales a veces mantienen más tiempo a los miembros fundadores mientras buscan relevo; en ese caso, fija una fecha para la primera renovación. Comprueba quién está inhabilitado por ley en tu país (por ejemplo, personas con determinadas condenas o administradores de sociedades inhabilitados) y si estás obligada a verificarlo.</w:t>
+              <w:t xml:space="preserve">Copia la duración de los mandatos de tu documento constitutivo. Nueve años en total es un límite de buenas prácticas muy extendido. Los órganos de gobierno fundacionales a veces mantienen más tiempo a los miembros fundadores mientras buscan relevo; en ese caso, fija una fecha para la primera renovación. Comprueba quién está inhabilitado por ley en tu país (por ejemplo, personas con determinadas condenas o administradores de sociedades inhabilitados) y si tienes la obligación de verificarlo.</w:t>
             </w:r>
           </w:p>
         </w:tc>

--- a/assets/legal-templates/es/governing-body-terms-of-reference.docx
+++ b/assets/legal-templates/es/governing-body-terms-of-reference.docx
@@ -19,7 +19,7 @@
             <wp:extent cx="7562850" cy="10696575"/>
             <wp:effectExtent t="0" r="0" b="0" l="0"/>
             <wp:wrapNone/>
-            <wp:docPr id="1" name="" descr="" title=""/>
+            <wp:docPr id="55" name="" descr="" title=""/>
             <wp:cNvGraphicFramePr>
               <a:graphicFrameLocks xmlns:a="http://schemas.openxmlformats.org/drawingml/2006/main" noChangeAspect="1"/>
             </wp:cNvGraphicFramePr>
@@ -10859,7 +10859,7 @@
         <wp:inline distT="0" distB="0" distL="0" distR="0">
           <wp:extent cx="1333500" cy="204788"/>
           <wp:effectExtent t="0" r="0" b="0" l="0"/>
-          <wp:docPr id="2" name="" descr="" title=""/>
+          <wp:docPr id="56" name="" descr="" title=""/>
           <wp:cNvGraphicFramePr>
             <a:graphicFrameLocks xmlns:a="http://schemas.openxmlformats.org/drawingml/2006/main" noChangeAspect="1"/>
           </wp:cNvGraphicFramePr>
